--- a/pr-preview/pr-24/entropy-tracked-changes.docx
+++ b/pr-preview/pr-24/entropy-tracked-changes.docx
@@ -26,7 +26,7 @@
       </w:pPr>
       <w:ins w:id="2" w:author="PR Preview" w:date="2026-01-01T00:00:00Z">
         <w:r>
-          <w:t xml:space="preserve">Last modified: 2026-10-23 16:25:31 (PDT)</w:t>
+          <w:t xml:space="preserve">Last modified: 2026-10-23 16:55:58 (PDT)</w:t>
         </w:r>
       </w:ins>
     </w:p>
@@ -68,7 +68,7 @@
         <w:t xml:space="preserve">.</w:t>
       </w:r>
     </w:p>
-    <w:bookmarkStart w:id="21" w:name="sec-surprisal"/>
+    <w:bookmarkStart w:id="22" w:name="sec-surprisal"/>
     <w:p>
       <w:pPr>
         <w:pStyle w:val="Heading2"/>
@@ -1358,7 +1358,7 @@
       </w:r>
     </w:p>
     <w:bookmarkEnd w:id="16"/>
-    <w:bookmarkStart w:id="20" w:name="rem-surprisal-fisher-information"/>
+    <w:bookmarkStart w:id="21" w:name="rem-surprisal-fisher-information"/>
     <w:p>
       <w:pPr>
         <w:pStyle w:val="BodyText"/>
@@ -1404,7 +1404,7 @@
       </w:ins>
       <w:ins w:id="9" w:author="PR Preview" w:date="2026-01-01T00:00:00Z">
         <w:r>
-          <w:t xml:space="preserve">the surprisal of an outcome</w:t>
+          <w:t xml:space="preserve">the</w:t>
         </w:r>
       </w:ins>
       <w:ins w:id="10" w:author="PR Preview" w:date="2026-01-01T00:00:00Z">
@@ -1412,22 +1412,47 @@
           <w:t xml:space="preserve"> </w:t>
         </w:r>
       </w:ins>
+      <w:hyperlink w:anchor="def-surprisal">
+        <w:ins w:id="11" w:author="PR Preview" w:date="2026-01-01T00:00:00Z">
+          <w:r>
+            <w:rPr>
+              <w:rStyle w:val="Hyperlink"/>
+            </w:rPr>
+            <w:t xml:space="preserve">surprisal</w:t>
+          </w:r>
+        </w:ins>
+      </w:hyperlink>
+      <w:ins w:id="12" w:author="PR Preview" w:date="2026-01-01T00:00:00Z">
+        <w:r>
+          <w:t xml:space="preserve"> </w:t>
+        </w:r>
+      </w:ins>
+      <w:ins w:id="13" w:author="PR Preview" w:date="2026-01-01T00:00:00Z">
+        <w:r>
+          <w:t xml:space="preserve">of an outcome</w:t>
+        </w:r>
+      </w:ins>
+      <w:ins w:id="14" w:author="PR Preview" w:date="2026-01-01T00:00:00Z">
+        <w:r>
+          <w:t xml:space="preserve"> </w:t>
+        </w:r>
+      </w:ins>
       <m:oMath>
         <m:r>
           <m:t>x</m:t>
         </m:r>
       </m:oMath>
-      <w:ins w:id="11" w:author="PR Preview" w:date="2026-01-01T00:00:00Z">
+      <w:ins w:id="15" w:author="PR Preview" w:date="2026-01-01T00:00:00Z">
         <w:r>
           <w:t xml:space="preserve"> </w:t>
         </w:r>
       </w:ins>
-      <w:ins w:id="12" w:author="PR Preview" w:date="2026-01-01T00:00:00Z">
+      <w:ins w:id="16" w:author="PR Preview" w:date="2026-01-01T00:00:00Z">
         <w:r>
           <w:t xml:space="preserve">is</w:t>
         </w:r>
       </w:ins>
-      <w:ins w:id="13" w:author="PR Preview" w:date="2026-01-01T00:00:00Z">
+      <w:ins w:id="17" w:author="PR Preview" w:date="2026-01-01T00:00:00Z">
         <w:r>
           <w:t xml:space="preserve"> </w:t>
         </w:r>
@@ -1476,32 +1501,32 @@
           <m:t>)</m:t>
         </m:r>
       </m:oMath>
-      <w:ins w:id="14" w:author="PR Preview" w:date="2026-01-01T00:00:00Z">
+      <w:ins w:id="18" w:author="PR Preview" w:date="2026-01-01T00:00:00Z">
         <w:r>
           <w:t xml:space="preserve">,</w:t>
         </w:r>
       </w:ins>
-      <w:ins w:id="15" w:author="PR Preview" w:date="2026-01-01T00:00:00Z">
+      <w:ins w:id="19" w:author="PR Preview" w:date="2026-01-01T00:00:00Z">
         <w:r>
           <w:t xml:space="preserve"> </w:t>
         </w:r>
       </w:ins>
-      <w:ins w:id="16" w:author="PR Preview" w:date="2026-01-01T00:00:00Z">
+      <w:ins w:id="20" w:author="PR Preview" w:date="2026-01-01T00:00:00Z">
         <w:r>
           <w:t xml:space="preserve">which is minus the log-likelihood.</w:t>
         </w:r>
       </w:ins>
-      <w:ins w:id="17" w:author="PR Preview" w:date="2026-01-01T00:00:00Z">
+      <w:ins w:id="21" w:author="PR Preview" w:date="2026-01-01T00:00:00Z">
         <w:r>
           <w:t xml:space="preserve"> </w:t>
         </w:r>
       </w:ins>
-      <w:ins w:id="18" w:author="PR Preview" w:date="2026-01-01T00:00:00Z">
+      <w:ins w:id="22" w:author="PR Preview" w:date="2026-01-01T00:00:00Z">
         <w:r>
           <w:t xml:space="preserve">Its derivative with respect to</w:t>
         </w:r>
       </w:ins>
-      <w:ins w:id="19" w:author="PR Preview" w:date="2026-01-01T00:00:00Z">
+      <w:ins w:id="23" w:author="PR Preview" w:date="2026-01-01T00:00:00Z">
         <w:r>
           <w:t xml:space="preserve"> </w:t>
         </w:r>
@@ -1511,23 +1536,23 @@
           <m:t>θ</m:t>
         </m:r>
       </m:oMath>
-      <w:ins w:id="20" w:author="PR Preview" w:date="2026-01-01T00:00:00Z">
+      <w:ins w:id="24" w:author="PR Preview" w:date="2026-01-01T00:00:00Z">
         <w:r>
           <w:t xml:space="preserve"> </w:t>
         </w:r>
       </w:ins>
-      <w:ins w:id="21" w:author="PR Preview" w:date="2026-01-01T00:00:00Z">
+      <w:ins w:id="25" w:author="PR Preview" w:date="2026-01-01T00:00:00Z">
         <w:r>
           <w:t xml:space="preserve">is minus the</w:t>
         </w:r>
       </w:ins>
-      <w:ins w:id="22" w:author="PR Preview" w:date="2026-01-01T00:00:00Z">
+      <w:ins w:id="26" w:author="PR Preview" w:date="2026-01-01T00:00:00Z">
         <w:r>
           <w:t xml:space="preserve"> </w:t>
         </w:r>
       </w:ins>
       <w:hyperlink r:id="rId17">
-        <w:ins w:id="23" w:author="PR Preview" w:date="2026-01-01T00:00:00Z">
+        <w:ins w:id="27" w:author="PR Preview" w:date="2026-01-01T00:00:00Z">
           <w:r>
             <w:rPr>
               <w:rStyle w:val="Hyperlink"/>
@@ -1536,28 +1561,28 @@
           </w:r>
         </w:ins>
       </w:hyperlink>
-      <w:ins w:id="24" w:author="PR Preview" w:date="2026-01-01T00:00:00Z">
+      <w:ins w:id="28" w:author="PR Preview" w:date="2026-01-01T00:00:00Z">
         <w:r>
           <w:t xml:space="preserve">.</w:t>
         </w:r>
       </w:ins>
-      <w:ins w:id="25" w:author="PR Preview" w:date="2026-01-01T00:00:00Z">
+      <w:ins w:id="29" w:author="PR Preview" w:date="2026-01-01T00:00:00Z">
         <w:r>
           <w:t xml:space="preserve"> </w:t>
         </w:r>
       </w:ins>
-      <w:ins w:id="26" w:author="PR Preview" w:date="2026-01-01T00:00:00Z">
+      <w:ins w:id="30" w:author="PR Preview" w:date="2026-01-01T00:00:00Z">
         <w:r>
           <w:t xml:space="preserve">The expected squared score is the</w:t>
         </w:r>
       </w:ins>
-      <w:ins w:id="27" w:author="PR Preview" w:date="2026-01-01T00:00:00Z">
+      <w:ins w:id="31" w:author="PR Preview" w:date="2026-01-01T00:00:00Z">
         <w:r>
           <w:t xml:space="preserve"> </w:t>
         </w:r>
       </w:ins>
       <w:hyperlink r:id="rId18">
-        <w:ins w:id="28" w:author="PR Preview" w:date="2026-01-01T00:00:00Z">
+        <w:ins w:id="32" w:author="PR Preview" w:date="2026-01-01T00:00:00Z">
           <w:r>
             <w:rPr>
               <w:rStyle w:val="Hyperlink"/>
@@ -1566,43 +1591,68 @@
           </w:r>
         </w:ins>
       </w:hyperlink>
-      <w:ins w:id="29" w:author="PR Preview" w:date="2026-01-01T00:00:00Z">
+      <w:ins w:id="33" w:author="PR Preview" w:date="2026-01-01T00:00:00Z">
         <w:r>
           <w:t xml:space="preserve">,</w:t>
         </w:r>
       </w:ins>
-      <w:ins w:id="30" w:author="PR Preview" w:date="2026-01-01T00:00:00Z">
+      <w:ins w:id="34" w:author="PR Preview" w:date="2026-01-01T00:00:00Z">
         <w:r>
           <w:t xml:space="preserve"> </w:t>
         </w:r>
       </w:ins>
-      <w:ins w:id="31" w:author="PR Preview" w:date="2026-01-01T00:00:00Z">
-        <w:r>
-          <w:t xml:space="preserve">which is also the curvature of the Kullback–Leibler divergence</w:t>
-        </w:r>
-      </w:ins>
-      <w:ins w:id="32" w:author="PR Preview" w:date="2026-01-01T00:00:00Z">
+      <w:ins w:id="35" w:author="PR Preview" w:date="2026-01-01T00:00:00Z">
+        <w:r>
+          <w:t xml:space="preserve">which is also the second derivative, at the true parameter value,</w:t>
+        </w:r>
+      </w:ins>
+      <w:ins w:id="36" w:author="PR Preview" w:date="2026-01-01T00:00:00Z">
         <w:r>
           <w:t xml:space="preserve"> </w:t>
         </w:r>
       </w:ins>
-      <w:ins w:id="33" w:author="PR Preview" w:date="2026-01-01T00:00:00Z">
-        <w:r>
-          <w:t xml:space="preserve">at the true parameter value</w:t>
-        </w:r>
-      </w:ins>
-      <w:ins w:id="34" w:author="PR Preview" w:date="2026-01-01T00:00:00Z">
+      <w:ins w:id="37" w:author="PR Preview" w:date="2026-01-01T00:00:00Z">
+        <w:r>
+          <w:t xml:space="preserve">of the</w:t>
+        </w:r>
+      </w:ins>
+      <w:ins w:id="38" w:author="PR Preview" w:date="2026-01-01T00:00:00Z">
         <w:r>
           <w:t xml:space="preserve"> </w:t>
         </w:r>
       </w:ins>
-      <w:ins w:id="35" w:author="PR Preview" w:date="2026-01-01T00:00:00Z">
+      <w:hyperlink r:id="rId19">
+        <w:ins w:id="39" w:author="PR Preview" w:date="2026-01-01T00:00:00Z">
+          <w:r>
+            <w:rPr>
+              <w:rStyle w:val="Hyperlink"/>
+            </w:rPr>
+            <w:t xml:space="preserve">Kullback–Leibler divergence</w:t>
+          </w:r>
+        </w:ins>
+      </w:hyperlink>
+      <w:ins w:id="40" w:author="PR Preview" w:date="2026-01-01T00:00:00Z">
+        <w:r>
+          <w:t xml:space="preserve"> </w:t>
+        </w:r>
+      </w:ins>
+      <w:ins w:id="41" w:author="PR Preview" w:date="2026-01-01T00:00:00Z">
+        <w:r>
+          <w:t xml:space="preserve">between the model at that value and the model at the varying value</w:t>
+        </w:r>
+      </w:ins>
+      <w:ins w:id="42" w:author="PR Preview" w:date="2026-01-01T00:00:00Z">
+        <w:r>
+          <w:t xml:space="preserve"> </w:t>
+        </w:r>
+      </w:ins>
+      <w:ins w:id="43" w:author="PR Preview" w:date="2026-01-01T00:00:00Z">
         <w:r>
           <w:t xml:space="preserve">(</w:t>
         </w:r>
       </w:ins>
-      <w:hyperlink r:id="rId19">
-        <w:ins w:id="36" w:author="PR Preview" w:date="2026-01-01T00:00:00Z">
+      <w:hyperlink r:id="rId20">
+        <w:ins w:id="44" w:author="PR Preview" w:date="2026-01-01T00:00:00Z">
           <w:r>
             <w:rPr>
               <w:rStyle w:val="Hyperlink"/>
@@ -1611,15 +1661,15 @@
           </w:r>
         </w:ins>
       </w:hyperlink>
-      <w:ins w:id="37" w:author="PR Preview" w:date="2026-01-01T00:00:00Z">
+      <w:ins w:id="45" w:author="PR Preview" w:date="2026-01-01T00:00:00Z">
         <w:r>
           <w:t xml:space="preserve">).</w:t>
         </w:r>
       </w:ins>
     </w:p>
-    <w:bookmarkEnd w:id="20"/>
     <w:bookmarkEnd w:id="21"/>
-    <w:bookmarkStart w:id="26" w:name="sec-conditional-entropy"/>
+    <w:bookmarkEnd w:id="22"/>
+    <w:bookmarkStart w:id="27" w:name="sec-conditional-entropy"/>
     <w:p>
       <w:pPr>
         <w:pStyle w:val="Heading2"/>
@@ -1628,7 +1678,7 @@
         <w:t xml:space="preserve">2 Joint and conditional entropy</w:t>
       </w:r>
     </w:p>
-    <w:bookmarkStart w:id="22" w:name="def-joint-entropy"/>
+    <w:bookmarkStart w:id="23" w:name="def-joint-entropy"/>
     <w:p>
       <w:pPr>
         <w:pStyle w:val="FirstParagraph"/>
@@ -2048,8 +2098,8 @@
         <w:t xml:space="preserve">.</w:t>
       </w:r>
     </w:p>
-    <w:bookmarkEnd w:id="22"/>
-    <w:bookmarkStart w:id="23" w:name="def-entropy-given-value"/>
+    <w:bookmarkEnd w:id="23"/>
+    <w:bookmarkStart w:id="24" w:name="def-entropy-given-value"/>
     <w:p>
       <w:pPr>
         <w:pStyle w:val="BodyText"/>
@@ -2570,8 +2620,8 @@
         <w:t xml:space="preserve">.</w:t>
       </w:r>
     </w:p>
-    <w:bookmarkEnd w:id="23"/>
-    <w:bookmarkStart w:id="24" w:name="def-conditional-entropy"/>
+    <w:bookmarkEnd w:id="24"/>
+    <w:bookmarkStart w:id="25" w:name="def-conditional-entropy"/>
     <w:p>
       <w:pPr>
         <w:pStyle w:val="BodyText"/>
@@ -3017,8 +3067,8 @@
         <w:t xml:space="preserve">.</w:t>
       </w:r>
     </w:p>
-    <w:bookmarkEnd w:id="24"/>
-    <w:bookmarkStart w:id="25" w:name="thm-entropy-chain-rule"/>
+    <w:bookmarkEnd w:id="25"/>
+    <w:bookmarkStart w:id="26" w:name="thm-entropy-chain-rule"/>
     <w:p>
       <w:pPr>
         <w:pStyle w:val="BodyText"/>
@@ -3164,7 +3214,7 @@
         </m:oMath>
       </m:oMathPara>
     </w:p>
-    <w:bookmarkEnd w:id="25"/>
+    <w:bookmarkEnd w:id="26"/>
     <w:p>
       <w:pPr>
         <w:pStyle w:val="FirstParagraph"/>
@@ -4549,7 +4599,7 @@
         <w:t xml:space="preserve">.</w:t>
       </w:r>
     </w:p>
-    <w:bookmarkEnd w:id="26"/>
+    <w:bookmarkEnd w:id="27"/>
     <w:bookmarkStart w:id="35" w:name="sec-mutual-information"/>
     <w:p>
       <w:pPr>
@@ -4559,7 +4609,7 @@
         <w:t xml:space="preserve">3 Mutual information</w:t>
       </w:r>
     </w:p>
-    <w:bookmarkStart w:id="27" w:name="def-mutual-information"/>
+    <w:bookmarkStart w:id="28" w:name="def-mutual-information"/>
     <w:p>
       <w:pPr>
         <w:pStyle w:val="FirstParagraph"/>
@@ -4845,8 +4895,8 @@
         <w:t xml:space="preserve">.</w:t>
       </w:r>
     </w:p>
-    <w:bookmarkEnd w:id="27"/>
-    <w:bookmarkStart w:id="28" w:name="thm-mutual-information-symmetric"/>
+    <w:bookmarkEnd w:id="28"/>
+    <w:bookmarkStart w:id="29" w:name="thm-mutual-information-symmetric"/>
     <w:p>
       <w:pPr>
         <w:pStyle w:val="BodyText"/>
@@ -5028,7 +5078,7 @@
         </m:oMath>
       </m:oMathPara>
     </w:p>
-    <w:bookmarkEnd w:id="28"/>
+    <w:bookmarkEnd w:id="29"/>
     <w:p>
       <w:pPr>
         <w:pStyle w:val="FirstParagraph"/>
@@ -5575,7 +5625,7 @@
       <w:pPr>
         <w:pStyle w:val="BodyText"/>
       </w:pPr>
-      <w:del w:id="38" w:author="PR Preview" w:date="2026-01-01T00:00:00Z">
+      <w:del w:id="46" w:author="PR Preview" w:date="2026-01-01T00:00:00Z">
         <w:r>
           <w:rPr>
             <w:i/>
@@ -5584,43 +5634,43 @@
           <w:delText xml:space="preserve">Remark 3</w:delText>
         </w:r>
       </w:del>
-      <w:del w:id="39" w:author="PR Preview" w:date="2026-01-01T00:00:00Z">
+      <w:del w:id="47" w:author="PR Preview" w:date="2026-01-01T00:00:00Z">
         <w:r>
           <w:delText xml:space="preserve"> (Mutual information as a divergence). </w:delText>
         </w:r>
       </w:del>
-      <w:del w:id="40" w:author="PR Preview" w:date="2026-01-01T00:00:00Z">
+      <w:del w:id="48" w:author="PR Preview" w:date="2026-01-01T00:00:00Z">
         <w:r>
           <w:delText xml:space="preserve">Cover and Thomas (2006, sec. 2.3)</w:delText>
         </w:r>
       </w:del>
-      <w:del w:id="41" w:author="PR Preview" w:date="2026-01-01T00:00:00Z">
+      <w:del w:id="49" w:author="PR Preview" w:date="2026-01-01T00:00:00Z">
         <w:r>
           <w:delText xml:space="preserve"> </w:delText>
         </w:r>
       </w:del>
-      <w:del w:id="42" w:author="PR Preview" w:date="2026-01-01T00:00:00Z">
+      <w:del w:id="50" w:author="PR Preview" w:date="2026-01-01T00:00:00Z">
         <w:r>
           <w:delText xml:space="preserve">define mutual information</w:delText>
         </w:r>
       </w:del>
-      <w:del w:id="43" w:author="PR Preview" w:date="2026-01-01T00:00:00Z">
+      <w:del w:id="51" w:author="PR Preview" w:date="2026-01-01T00:00:00Z">
         <w:r>
           <w:delText xml:space="preserve"> </w:delText>
         </w:r>
       </w:del>
-      <w:del w:id="44" w:author="PR Preview" w:date="2026-01-01T00:00:00Z">
+      <w:del w:id="52" w:author="PR Preview" w:date="2026-01-01T00:00:00Z">
         <w:r>
           <w:delText xml:space="preserve">as the</w:delText>
         </w:r>
       </w:del>
-      <w:del w:id="45" w:author="PR Preview" w:date="2026-01-01T00:00:00Z">
+      <w:del w:id="53" w:author="PR Preview" w:date="2026-01-01T00:00:00Z">
         <w:r>
           <w:delText xml:space="preserve"> </w:delText>
         </w:r>
       </w:del>
-      <w:hyperlink r:id="rId29">
-        <w:del w:id="46" w:author="PR Preview" w:date="2026-01-01T00:00:00Z">
+      <w:hyperlink r:id="rId19">
+        <w:del w:id="54" w:author="PR Preview" w:date="2026-01-01T00:00:00Z">
           <w:r>
             <w:rPr>
               <w:rStyle w:val="Hyperlink"/>
@@ -5629,125 +5679,6 @@
           </w:r>
         </w:del>
       </w:hyperlink>
-      <w:del w:id="47" w:author="PR Preview" w:date="2026-01-01T00:00:00Z">
-        <w:r>
-          <w:delText xml:space="preserve"> </w:delText>
-        </w:r>
-      </w:del>
-      <w:del w:id="48" w:author="PR Preview" w:date="2026-01-01T00:00:00Z">
-        <w:r>
-          <w:delText xml:space="preserve">of the joint distribution of</w:delText>
-        </w:r>
-      </w:del>
-      <w:del w:id="49" w:author="PR Preview" w:date="2026-01-01T00:00:00Z">
-        <w:r>
-          <w:delText xml:space="preserve"> </w:delText>
-        </w:r>
-      </w:del>
-      <m:oMath>
-        <m:r>
-          <m:rPr>
-            <m:sty m:val="p"/>
-          </m:rPr>
-          <m:t>(</m:t>
-        </m:r>
-        <m:r>
-          <m:t>X</m:t>
-        </m:r>
-        <m:r>
-          <m:rPr>
-            <m:sty m:val="p"/>
-          </m:rPr>
-          <m:t>,</m:t>
-        </m:r>
-        <m:r>
-          <m:t>Y</m:t>
-        </m:r>
-        <m:r>
-          <m:rPr>
-            <m:sty m:val="p"/>
-          </m:rPr>
-          <m:t>)</m:t>
-        </m:r>
-      </m:oMath>
-      <w:del w:id="50" w:author="PR Preview" w:date="2026-01-01T00:00:00Z">
-        <w:r>
-          <w:delText xml:space="preserve"> </w:delText>
-        </w:r>
-      </w:del>
-      <w:del w:id="51" w:author="PR Preview" w:date="2026-01-01T00:00:00Z">
-        <w:r>
-          <w:delText xml:space="preserve">from the product of its marginals,</w:delText>
-        </w:r>
-      </w:del>
-      <w:del w:id="52" w:author="PR Preview" w:date="2026-01-01T00:00:00Z">
-        <w:r>
-          <w:delText xml:space="preserve"> </w:delText>
-        </w:r>
-      </w:del>
-      <w:del w:id="53" w:author="PR Preview" w:date="2026-01-01T00:00:00Z">
-        <w:r>
-          <w:delText xml:space="preserve">and show that this equals</w:delText>
-        </w:r>
-      </w:del>
-      <w:del w:id="54" w:author="PR Preview" w:date="2026-01-01T00:00:00Z">
-        <w:r>
-          <w:delText xml:space="preserve"> </w:delText>
-        </w:r>
-      </w:del>
-      <m:oMath>
-        <m:r>
-          <m:t>H</m:t>
-        </m:r>
-        <m:r>
-          <m:rPr>
-            <m:sty m:val="p"/>
-          </m:rPr>
-          <m:t>(</m:t>
-        </m:r>
-        <m:r>
-          <m:t>Y</m:t>
-        </m:r>
-        <m:r>
-          <m:rPr>
-            <m:sty m:val="p"/>
-          </m:rPr>
-          <m:t>)</m:t>
-        </m:r>
-        <m:r>
-          <m:rPr>
-            <m:sty m:val="p"/>
-          </m:rPr>
-          <m:t>−</m:t>
-        </m:r>
-        <m:r>
-          <m:t>H</m:t>
-        </m:r>
-        <m:r>
-          <m:rPr>
-            <m:sty m:val="p"/>
-          </m:rPr>
-          <m:t>(</m:t>
-        </m:r>
-        <m:r>
-          <m:t>Y</m:t>
-        </m:r>
-        <m:r>
-          <m:rPr>
-            <m:sty m:val="p"/>
-          </m:rPr>
-          <m:t>∣</m:t>
-        </m:r>
-        <m:r>
-          <m:t>X</m:t>
-        </m:r>
-        <m:r>
-          <m:rPr>
-            <m:sty m:val="p"/>
-          </m:rPr>
-          <m:t>)</m:t>
-        </m:r>
-      </m:oMath>
       <w:del w:id="55" w:author="PR Preview" w:date="2026-01-01T00:00:00Z">
         <w:r>
           <w:delText xml:space="preserve"> </w:delText>
@@ -5755,14 +5686,40 @@
       </w:del>
       <w:del w:id="56" w:author="PR Preview" w:date="2026-01-01T00:00:00Z">
         <w:r>
-          <w:delText xml:space="preserve">(Cover and Thomas 2006, sec. 2.4)</w:delText>
+          <w:delText xml:space="preserve">of the joint distribution of</w:delText>
         </w:r>
       </w:del>
       <w:del w:id="57" w:author="PR Preview" w:date="2026-01-01T00:00:00Z">
         <w:r>
-          <w:delText xml:space="preserve">.</w:delText>
+          <w:delText xml:space="preserve"> </w:delText>
         </w:r>
       </w:del>
+      <m:oMath>
+        <m:r>
+          <m:rPr>
+            <m:sty m:val="p"/>
+          </m:rPr>
+          <m:t>(</m:t>
+        </m:r>
+        <m:r>
+          <m:t>X</m:t>
+        </m:r>
+        <m:r>
+          <m:rPr>
+            <m:sty m:val="p"/>
+          </m:rPr>
+          <m:t>,</m:t>
+        </m:r>
+        <m:r>
+          <m:t>Y</m:t>
+        </m:r>
+        <m:r>
+          <m:rPr>
+            <m:sty m:val="p"/>
+          </m:rPr>
+          <m:t>)</m:t>
+        </m:r>
+      </m:oMath>
       <w:del w:id="58" w:author="PR Preview" w:date="2026-01-01T00:00:00Z">
         <w:r>
           <w:delText xml:space="preserve"> </w:delText>
@@ -5770,7 +5727,7 @@
       </w:del>
       <w:del w:id="59" w:author="PR Preview" w:date="2026-01-01T00:00:00Z">
         <w:r>
-          <w:delText xml:space="preserve">Since a Kullback–Leibler divergence is never negative,</w:delText>
+          <w:delText xml:space="preserve">from the product of its marginals,</w:delText>
         </w:r>
       </w:del>
       <w:del w:id="60" w:author="PR Preview" w:date="2026-01-01T00:00:00Z">
@@ -5780,7 +5737,7 @@
       </w:del>
       <w:del w:id="61" w:author="PR Preview" w:date="2026-01-01T00:00:00Z">
         <w:r>
-          <w:delText xml:space="preserve">and is</w:delText>
+          <w:delText xml:space="preserve">and show that this equals</w:delText>
         </w:r>
       </w:del>
       <w:del w:id="62" w:author="PR Preview" w:date="2026-01-01T00:00:00Z">
@@ -5790,7 +5747,55 @@
       </w:del>
       <m:oMath>
         <m:r>
-          <m:t>0</m:t>
+          <m:t>H</m:t>
+        </m:r>
+        <m:r>
+          <m:rPr>
+            <m:sty m:val="p"/>
+          </m:rPr>
+          <m:t>(</m:t>
+        </m:r>
+        <m:r>
+          <m:t>Y</m:t>
+        </m:r>
+        <m:r>
+          <m:rPr>
+            <m:sty m:val="p"/>
+          </m:rPr>
+          <m:t>)</m:t>
+        </m:r>
+        <m:r>
+          <m:rPr>
+            <m:sty m:val="p"/>
+          </m:rPr>
+          <m:t>−</m:t>
+        </m:r>
+        <m:r>
+          <m:t>H</m:t>
+        </m:r>
+        <m:r>
+          <m:rPr>
+            <m:sty m:val="p"/>
+          </m:rPr>
+          <m:t>(</m:t>
+        </m:r>
+        <m:r>
+          <m:t>Y</m:t>
+        </m:r>
+        <m:r>
+          <m:rPr>
+            <m:sty m:val="p"/>
+          </m:rPr>
+          <m:t>∣</m:t>
+        </m:r>
+        <m:r>
+          <m:t>X</m:t>
+        </m:r>
+        <m:r>
+          <m:rPr>
+            <m:sty m:val="p"/>
+          </m:rPr>
+          <m:t>)</m:t>
         </m:r>
       </m:oMath>
       <w:del w:id="63" w:author="PR Preview" w:date="2026-01-01T00:00:00Z">
@@ -5800,22 +5805,22 @@
       </w:del>
       <w:del w:id="64" w:author="PR Preview" w:date="2026-01-01T00:00:00Z">
         <w:r>
-          <w:delText xml:space="preserve">only when the two distributions are equal</w:delText>
+          <w:delText xml:space="preserve">(Cover and Thomas 2006, sec. 2.4)</w:delText>
         </w:r>
       </w:del>
       <w:del w:id="65" w:author="PR Preview" w:date="2026-01-01T00:00:00Z">
         <w:r>
-          <w:delText xml:space="preserve"> </w:delText>
+          <w:delText xml:space="preserve">.</w:delText>
         </w:r>
       </w:del>
       <w:del w:id="66" w:author="PR Preview" w:date="2026-01-01T00:00:00Z">
         <w:r>
-          <w:delText xml:space="preserve">(Cover and Thomas 2006, sec. 2.6)</w:delText>
+          <w:delText xml:space="preserve"> </w:delText>
         </w:r>
       </w:del>
       <w:del w:id="67" w:author="PR Preview" w:date="2026-01-01T00:00:00Z">
         <w:r>
-          <w:delText xml:space="preserve">,</w:delText>
+          <w:delText xml:space="preserve">Since a Kullback–Leibler divergence is never negative,</w:delText>
         </w:r>
       </w:del>
       <w:del w:id="68" w:author="PR Preview" w:date="2026-01-01T00:00:00Z">
@@ -5823,47 +5828,9 @@
           <w:delText xml:space="preserve"> </w:delText>
         </w:r>
       </w:del>
-      <m:oMath>
-        <m:r>
-          <m:t>I</m:t>
-        </m:r>
-        <m:r>
-          <m:rPr>
-            <m:sty m:val="p"/>
-          </m:rPr>
-          <m:t>(</m:t>
-        </m:r>
-        <m:r>
-          <m:t>X</m:t>
-        </m:r>
-        <m:r>
-          <m:rPr>
-            <m:sty m:val="p"/>
-          </m:rPr>
-          <m:t>;</m:t>
-        </m:r>
-        <m:r>
-          <m:t>Y</m:t>
-        </m:r>
-        <m:r>
-          <m:rPr>
-            <m:sty m:val="p"/>
-          </m:rPr>
-          <m:t>)</m:t>
-        </m:r>
-        <m:r>
-          <m:rPr>
-            <m:sty m:val="p"/>
-          </m:rPr>
-          <m:t>≥</m:t>
-        </m:r>
-        <m:r>
-          <m:t>0</m:t>
-        </m:r>
-      </m:oMath>
       <w:del w:id="69" w:author="PR Preview" w:date="2026-01-01T00:00:00Z">
         <w:r>
-          <w:delText xml:space="preserve">, with equality exactly when</w:delText>
+          <w:delText xml:space="preserve">and is</w:delText>
         </w:r>
       </w:del>
       <w:del w:id="70" w:author="PR Preview" w:date="2026-01-01T00:00:00Z">
@@ -5873,7 +5840,7 @@
       </w:del>
       <m:oMath>
         <m:r>
-          <m:t>X</m:t>
+          <m:t>0</m:t>
         </m:r>
       </m:oMath>
       <w:del w:id="71" w:author="PR Preview" w:date="2026-01-01T00:00:00Z">
@@ -5883,7 +5850,7 @@
       </w:del>
       <w:del w:id="72" w:author="PR Preview" w:date="2026-01-01T00:00:00Z">
         <w:r>
-          <w:delText xml:space="preserve">and</w:delText>
+          <w:delText xml:space="preserve">only when the two distributions are equal</w:delText>
         </w:r>
       </w:del>
       <w:del w:id="73" w:author="PR Preview" w:date="2026-01-01T00:00:00Z">
@@ -5891,19 +5858,14 @@
           <w:delText xml:space="preserve"> </w:delText>
         </w:r>
       </w:del>
-      <m:oMath>
-        <m:r>
-          <m:t>Y</m:t>
-        </m:r>
-      </m:oMath>
       <w:del w:id="74" w:author="PR Preview" w:date="2026-01-01T00:00:00Z">
         <w:r>
-          <w:delText xml:space="preserve"> </w:delText>
+          <w:delText xml:space="preserve">(Cover and Thomas 2006, sec. 2.6)</w:delText>
         </w:r>
       </w:del>
       <w:del w:id="75" w:author="PR Preview" w:date="2026-01-01T00:00:00Z">
         <w:r>
-          <w:delText xml:space="preserve">are independent.</w:delText>
+          <w:delText xml:space="preserve">,</w:delText>
         </w:r>
       </w:del>
       <w:del w:id="76" w:author="PR Preview" w:date="2026-01-01T00:00:00Z">
@@ -5911,9 +5873,47 @@
           <w:delText xml:space="preserve"> </w:delText>
         </w:r>
       </w:del>
+      <m:oMath>
+        <m:r>
+          <m:t>I</m:t>
+        </m:r>
+        <m:r>
+          <m:rPr>
+            <m:sty m:val="p"/>
+          </m:rPr>
+          <m:t>(</m:t>
+        </m:r>
+        <m:r>
+          <m:t>X</m:t>
+        </m:r>
+        <m:r>
+          <m:rPr>
+            <m:sty m:val="p"/>
+          </m:rPr>
+          <m:t>;</m:t>
+        </m:r>
+        <m:r>
+          <m:t>Y</m:t>
+        </m:r>
+        <m:r>
+          <m:rPr>
+            <m:sty m:val="p"/>
+          </m:rPr>
+          <m:t>)</m:t>
+        </m:r>
+        <m:r>
+          <m:rPr>
+            <m:sty m:val="p"/>
+          </m:rPr>
+          <m:t>≥</m:t>
+        </m:r>
+        <m:r>
+          <m:t>0</m:t>
+        </m:r>
+      </m:oMath>
       <w:del w:id="77" w:author="PR Preview" w:date="2026-01-01T00:00:00Z">
         <w:r>
-          <w:delText xml:space="preserve">Learning</w:delText>
+          <w:delText xml:space="preserve">, with equality exactly when</w:delText>
         </w:r>
       </w:del>
       <w:del w:id="78" w:author="PR Preview" w:date="2026-01-01T00:00:00Z">
@@ -5933,7 +5933,7 @@
       </w:del>
       <w:del w:id="80" w:author="PR Preview" w:date="2026-01-01T00:00:00Z">
         <w:r>
-          <w:delText xml:space="preserve">never raises the entropy of</w:delText>
+          <w:delText xml:space="preserve">and</w:delText>
         </w:r>
       </w:del>
       <w:del w:id="81" w:author="PR Preview" w:date="2026-01-01T00:00:00Z">
@@ -5952,6 +5952,56 @@
         </w:r>
       </w:del>
       <w:del w:id="83" w:author="PR Preview" w:date="2026-01-01T00:00:00Z">
+        <w:r>
+          <w:delText xml:space="preserve">are independent.</w:delText>
+        </w:r>
+      </w:del>
+      <w:del w:id="84" w:author="PR Preview" w:date="2026-01-01T00:00:00Z">
+        <w:r>
+          <w:delText xml:space="preserve"> </w:delText>
+        </w:r>
+      </w:del>
+      <w:del w:id="85" w:author="PR Preview" w:date="2026-01-01T00:00:00Z">
+        <w:r>
+          <w:delText xml:space="preserve">Learning</w:delText>
+        </w:r>
+      </w:del>
+      <w:del w:id="86" w:author="PR Preview" w:date="2026-01-01T00:00:00Z">
+        <w:r>
+          <w:delText xml:space="preserve"> </w:delText>
+        </w:r>
+      </w:del>
+      <m:oMath>
+        <m:r>
+          <m:t>X</m:t>
+        </m:r>
+      </m:oMath>
+      <w:del w:id="87" w:author="PR Preview" w:date="2026-01-01T00:00:00Z">
+        <w:r>
+          <w:delText xml:space="preserve"> </w:delText>
+        </w:r>
+      </w:del>
+      <w:del w:id="88" w:author="PR Preview" w:date="2026-01-01T00:00:00Z">
+        <w:r>
+          <w:delText xml:space="preserve">never raises the entropy of</w:delText>
+        </w:r>
+      </w:del>
+      <w:del w:id="89" w:author="PR Preview" w:date="2026-01-01T00:00:00Z">
+        <w:r>
+          <w:delText xml:space="preserve"> </w:delText>
+        </w:r>
+      </w:del>
+      <m:oMath>
+        <m:r>
+          <m:t>Y</m:t>
+        </m:r>
+      </m:oMath>
+      <w:del w:id="90" w:author="PR Preview" w:date="2026-01-01T00:00:00Z">
+        <w:r>
+          <w:delText xml:space="preserve"> </w:delText>
+        </w:r>
+      </w:del>
+      <w:del w:id="91" w:author="PR Preview" w:date="2026-01-01T00:00:00Z">
         <w:r>
           <w:delText xml:space="preserve">on average.</w:delText>
         </w:r>
@@ -5961,7 +6011,7 @@
       <w:pPr>
         <w:pStyle w:val="BodyText"/>
       </w:pPr>
-      <w:ins w:id="84" w:author="PR Preview" w:date="2026-01-01T00:00:00Z">
+      <w:ins w:id="92" w:author="PR Preview" w:date="2026-01-01T00:00:00Z">
         <w:r>
           <w:rPr>
             <w:i/>
@@ -5970,43 +6020,43 @@
           <w:t xml:space="preserve">Remark 4</w:t>
         </w:r>
       </w:ins>
-      <w:ins w:id="85" w:author="PR Preview" w:date="2026-01-01T00:00:00Z">
+      <w:ins w:id="93" w:author="PR Preview" w:date="2026-01-01T00:00:00Z">
         <w:r>
           <w:t xml:space="preserve"> (Mutual information as a divergence). </w:t>
         </w:r>
       </w:ins>
-      <w:ins w:id="86" w:author="PR Preview" w:date="2026-01-01T00:00:00Z">
+      <w:ins w:id="94" w:author="PR Preview" w:date="2026-01-01T00:00:00Z">
         <w:r>
           <w:t xml:space="preserve">Cover and Thomas (2006, sec. 2.3)</w:t>
         </w:r>
       </w:ins>
-      <w:ins w:id="87" w:author="PR Preview" w:date="2026-01-01T00:00:00Z">
+      <w:ins w:id="95" w:author="PR Preview" w:date="2026-01-01T00:00:00Z">
         <w:r>
           <w:t xml:space="preserve"> </w:t>
         </w:r>
       </w:ins>
-      <w:ins w:id="88" w:author="PR Preview" w:date="2026-01-01T00:00:00Z">
+      <w:ins w:id="96" w:author="PR Preview" w:date="2026-01-01T00:00:00Z">
         <w:r>
           <w:t xml:space="preserve">define mutual information</w:t>
         </w:r>
       </w:ins>
-      <w:ins w:id="89" w:author="PR Preview" w:date="2026-01-01T00:00:00Z">
+      <w:ins w:id="97" w:author="PR Preview" w:date="2026-01-01T00:00:00Z">
         <w:r>
           <w:t xml:space="preserve"> </w:t>
         </w:r>
       </w:ins>
-      <w:ins w:id="90" w:author="PR Preview" w:date="2026-01-01T00:00:00Z">
+      <w:ins w:id="98" w:author="PR Preview" w:date="2026-01-01T00:00:00Z">
         <w:r>
           <w:t xml:space="preserve">as the</w:t>
         </w:r>
       </w:ins>
-      <w:ins w:id="91" w:author="PR Preview" w:date="2026-01-01T00:00:00Z">
+      <w:ins w:id="99" w:author="PR Preview" w:date="2026-01-01T00:00:00Z">
         <w:r>
           <w:t xml:space="preserve"> </w:t>
         </w:r>
       </w:ins>
-      <w:hyperlink r:id="rId29">
-        <w:ins w:id="92" w:author="PR Preview" w:date="2026-01-01T00:00:00Z">
+      <w:hyperlink r:id="rId19">
+        <w:ins w:id="100" w:author="PR Preview" w:date="2026-01-01T00:00:00Z">
           <w:r>
             <w:rPr>
               <w:rStyle w:val="Hyperlink"/>
@@ -6015,17 +6065,17 @@
           </w:r>
         </w:ins>
       </w:hyperlink>
-      <w:ins w:id="93" w:author="PR Preview" w:date="2026-01-01T00:00:00Z">
+      <w:ins w:id="101" w:author="PR Preview" w:date="2026-01-01T00:00:00Z">
         <w:r>
           <w:t xml:space="preserve"> </w:t>
         </w:r>
       </w:ins>
-      <w:ins w:id="94" w:author="PR Preview" w:date="2026-01-01T00:00:00Z">
+      <w:ins w:id="102" w:author="PR Preview" w:date="2026-01-01T00:00:00Z">
         <w:r>
           <w:t xml:space="preserve">of the joint distribution of</w:t>
         </w:r>
       </w:ins>
-      <w:ins w:id="95" w:author="PR Preview" w:date="2026-01-01T00:00:00Z">
+      <w:ins w:id="103" w:author="PR Preview" w:date="2026-01-01T00:00:00Z">
         <w:r>
           <w:t xml:space="preserve"> </w:t>
         </w:r>
@@ -6056,27 +6106,27 @@
           <m:t>)</m:t>
         </m:r>
       </m:oMath>
-      <w:ins w:id="96" w:author="PR Preview" w:date="2026-01-01T00:00:00Z">
+      <w:ins w:id="104" w:author="PR Preview" w:date="2026-01-01T00:00:00Z">
         <w:r>
           <w:t xml:space="preserve"> </w:t>
         </w:r>
       </w:ins>
-      <w:ins w:id="97" w:author="PR Preview" w:date="2026-01-01T00:00:00Z">
+      <w:ins w:id="105" w:author="PR Preview" w:date="2026-01-01T00:00:00Z">
         <w:r>
           <w:t xml:space="preserve">from the product of its marginals,</w:t>
         </w:r>
       </w:ins>
-      <w:ins w:id="98" w:author="PR Preview" w:date="2026-01-01T00:00:00Z">
+      <w:ins w:id="106" w:author="PR Preview" w:date="2026-01-01T00:00:00Z">
         <w:r>
           <w:t xml:space="preserve"> </w:t>
         </w:r>
       </w:ins>
-      <w:ins w:id="99" w:author="PR Preview" w:date="2026-01-01T00:00:00Z">
+      <w:ins w:id="107" w:author="PR Preview" w:date="2026-01-01T00:00:00Z">
         <w:r>
           <w:t xml:space="preserve">and show that this equals</w:t>
         </w:r>
       </w:ins>
-      <w:ins w:id="100" w:author="PR Preview" w:date="2026-01-01T00:00:00Z">
+      <w:ins w:id="108" w:author="PR Preview" w:date="2026-01-01T00:00:00Z">
         <w:r>
           <w:t xml:space="preserve"> </w:t>
         </w:r>
@@ -6134,42 +6184,42 @@
           <m:t>)</m:t>
         </m:r>
       </m:oMath>
-      <w:ins w:id="101" w:author="PR Preview" w:date="2026-01-01T00:00:00Z">
+      <w:ins w:id="109" w:author="PR Preview" w:date="2026-01-01T00:00:00Z">
         <w:r>
           <w:t xml:space="preserve"> </w:t>
         </w:r>
       </w:ins>
-      <w:ins w:id="102" w:author="PR Preview" w:date="2026-01-01T00:00:00Z">
+      <w:ins w:id="110" w:author="PR Preview" w:date="2026-01-01T00:00:00Z">
         <w:r>
           <w:t xml:space="preserve">(Cover and Thomas 2006, sec. 2.4)</w:t>
         </w:r>
       </w:ins>
-      <w:ins w:id="103" w:author="PR Preview" w:date="2026-01-01T00:00:00Z">
+      <w:ins w:id="111" w:author="PR Preview" w:date="2026-01-01T00:00:00Z">
         <w:r>
           <w:t xml:space="preserve">.</w:t>
         </w:r>
       </w:ins>
-      <w:ins w:id="104" w:author="PR Preview" w:date="2026-01-01T00:00:00Z">
+      <w:ins w:id="112" w:author="PR Preview" w:date="2026-01-01T00:00:00Z">
         <w:r>
           <w:t xml:space="preserve"> </w:t>
         </w:r>
       </w:ins>
-      <w:ins w:id="105" w:author="PR Preview" w:date="2026-01-01T00:00:00Z">
+      <w:ins w:id="113" w:author="PR Preview" w:date="2026-01-01T00:00:00Z">
         <w:r>
           <w:t xml:space="preserve">Since a Kullback–Leibler divergence is never negative,</w:t>
         </w:r>
       </w:ins>
-      <w:ins w:id="106" w:author="PR Preview" w:date="2026-01-01T00:00:00Z">
+      <w:ins w:id="114" w:author="PR Preview" w:date="2026-01-01T00:00:00Z">
         <w:r>
           <w:t xml:space="preserve"> </w:t>
         </w:r>
       </w:ins>
-      <w:ins w:id="107" w:author="PR Preview" w:date="2026-01-01T00:00:00Z">
+      <w:ins w:id="115" w:author="PR Preview" w:date="2026-01-01T00:00:00Z">
         <w:r>
           <w:t xml:space="preserve">and is</w:t>
         </w:r>
       </w:ins>
-      <w:ins w:id="108" w:author="PR Preview" w:date="2026-01-01T00:00:00Z">
+      <w:ins w:id="116" w:author="PR Preview" w:date="2026-01-01T00:00:00Z">
         <w:r>
           <w:t xml:space="preserve"> </w:t>
         </w:r>
@@ -6179,32 +6229,32 @@
           <m:t>0</m:t>
         </m:r>
       </m:oMath>
-      <w:ins w:id="109" w:author="PR Preview" w:date="2026-01-01T00:00:00Z">
+      <w:ins w:id="117" w:author="PR Preview" w:date="2026-01-01T00:00:00Z">
         <w:r>
           <w:t xml:space="preserve"> </w:t>
         </w:r>
       </w:ins>
-      <w:ins w:id="110" w:author="PR Preview" w:date="2026-01-01T00:00:00Z">
+      <w:ins w:id="118" w:author="PR Preview" w:date="2026-01-01T00:00:00Z">
         <w:r>
           <w:t xml:space="preserve">only when the two distributions are equal</w:t>
         </w:r>
       </w:ins>
-      <w:ins w:id="111" w:author="PR Preview" w:date="2026-01-01T00:00:00Z">
+      <w:ins w:id="119" w:author="PR Preview" w:date="2026-01-01T00:00:00Z">
         <w:r>
           <w:t xml:space="preserve"> </w:t>
         </w:r>
       </w:ins>
-      <w:ins w:id="112" w:author="PR Preview" w:date="2026-01-01T00:00:00Z">
+      <w:ins w:id="120" w:author="PR Preview" w:date="2026-01-01T00:00:00Z">
         <w:r>
           <w:t xml:space="preserve">(Cover and Thomas 2006, sec. 2.6)</w:t>
         </w:r>
       </w:ins>
-      <w:ins w:id="113" w:author="PR Preview" w:date="2026-01-01T00:00:00Z">
+      <w:ins w:id="121" w:author="PR Preview" w:date="2026-01-01T00:00:00Z">
         <w:r>
           <w:t xml:space="preserve">,</w:t>
         </w:r>
       </w:ins>
-      <w:ins w:id="114" w:author="PR Preview" w:date="2026-01-01T00:00:00Z">
+      <w:ins w:id="122" w:author="PR Preview" w:date="2026-01-01T00:00:00Z">
         <w:r>
           <w:t xml:space="preserve"> </w:t>
         </w:r>
@@ -6247,12 +6297,12 @@
           <m:t>0</m:t>
         </m:r>
       </m:oMath>
-      <w:ins w:id="115" w:author="PR Preview" w:date="2026-01-01T00:00:00Z">
+      <w:ins w:id="123" w:author="PR Preview" w:date="2026-01-01T00:00:00Z">
         <w:r>
           <w:t xml:space="preserve">, with equality exactly when</w:t>
         </w:r>
       </w:ins>
-      <w:ins w:id="116" w:author="PR Preview" w:date="2026-01-01T00:00:00Z">
+      <w:ins w:id="124" w:author="PR Preview" w:date="2026-01-01T00:00:00Z">
         <w:r>
           <w:t xml:space="preserve"> </w:t>
         </w:r>
@@ -6262,17 +6312,17 @@
           <m:t>X</m:t>
         </m:r>
       </m:oMath>
-      <w:ins w:id="117" w:author="PR Preview" w:date="2026-01-01T00:00:00Z">
+      <w:ins w:id="125" w:author="PR Preview" w:date="2026-01-01T00:00:00Z">
         <w:r>
           <w:t xml:space="preserve"> </w:t>
         </w:r>
       </w:ins>
-      <w:ins w:id="118" w:author="PR Preview" w:date="2026-01-01T00:00:00Z">
+      <w:ins w:id="126" w:author="PR Preview" w:date="2026-01-01T00:00:00Z">
         <w:r>
           <w:t xml:space="preserve">and</w:t>
         </w:r>
       </w:ins>
-      <w:ins w:id="119" w:author="PR Preview" w:date="2026-01-01T00:00:00Z">
+      <w:ins w:id="127" w:author="PR Preview" w:date="2026-01-01T00:00:00Z">
         <w:r>
           <w:t xml:space="preserve"> </w:t>
         </w:r>
@@ -6282,27 +6332,27 @@
           <m:t>Y</m:t>
         </m:r>
       </m:oMath>
-      <w:ins w:id="120" w:author="PR Preview" w:date="2026-01-01T00:00:00Z">
+      <w:ins w:id="128" w:author="PR Preview" w:date="2026-01-01T00:00:00Z">
         <w:r>
           <w:t xml:space="preserve"> </w:t>
         </w:r>
       </w:ins>
-      <w:ins w:id="121" w:author="PR Preview" w:date="2026-01-01T00:00:00Z">
+      <w:ins w:id="129" w:author="PR Preview" w:date="2026-01-01T00:00:00Z">
         <w:r>
           <w:t xml:space="preserve">are independent.</w:t>
         </w:r>
       </w:ins>
-      <w:ins w:id="122" w:author="PR Preview" w:date="2026-01-01T00:00:00Z">
+      <w:ins w:id="130" w:author="PR Preview" w:date="2026-01-01T00:00:00Z">
         <w:r>
           <w:t xml:space="preserve"> </w:t>
         </w:r>
       </w:ins>
-      <w:ins w:id="123" w:author="PR Preview" w:date="2026-01-01T00:00:00Z">
+      <w:ins w:id="131" w:author="PR Preview" w:date="2026-01-01T00:00:00Z">
         <w:r>
           <w:t xml:space="preserve">Learning</w:t>
         </w:r>
       </w:ins>
-      <w:ins w:id="124" w:author="PR Preview" w:date="2026-01-01T00:00:00Z">
+      <w:ins w:id="132" w:author="PR Preview" w:date="2026-01-01T00:00:00Z">
         <w:r>
           <w:t xml:space="preserve"> </w:t>
         </w:r>
@@ -6312,17 +6362,17 @@
           <m:t>X</m:t>
         </m:r>
       </m:oMath>
-      <w:ins w:id="125" w:author="PR Preview" w:date="2026-01-01T00:00:00Z">
+      <w:ins w:id="133" w:author="PR Preview" w:date="2026-01-01T00:00:00Z">
         <w:r>
           <w:t xml:space="preserve"> </w:t>
         </w:r>
       </w:ins>
-      <w:ins w:id="126" w:author="PR Preview" w:date="2026-01-01T00:00:00Z">
+      <w:ins w:id="134" w:author="PR Preview" w:date="2026-01-01T00:00:00Z">
         <w:r>
           <w:t xml:space="preserve">never raises the entropy of</w:t>
         </w:r>
       </w:ins>
-      <w:ins w:id="127" w:author="PR Preview" w:date="2026-01-01T00:00:00Z">
+      <w:ins w:id="135" w:author="PR Preview" w:date="2026-01-01T00:00:00Z">
         <w:r>
           <w:t xml:space="preserve"> </w:t>
         </w:r>
@@ -6332,12 +6382,12 @@
           <m:t>Y</m:t>
         </m:r>
       </m:oMath>
-      <w:ins w:id="128" w:author="PR Preview" w:date="2026-01-01T00:00:00Z">
+      <w:ins w:id="136" w:author="PR Preview" w:date="2026-01-01T00:00:00Z">
         <w:r>
           <w:t xml:space="preserve"> </w:t>
         </w:r>
       </w:ins>
-      <w:ins w:id="129" w:author="PR Preview" w:date="2026-01-01T00:00:00Z">
+      <w:ins w:id="137" w:author="PR Preview" w:date="2026-01-01T00:00:00Z">
         <w:r>
           <w:t xml:space="preserve">on average.</w:t>
         </w:r>
@@ -6418,7 +6468,7 @@
       <w:pPr>
         <w:pStyle w:val="BodyText"/>
       </w:pPr>
-      <w:del w:id="130" w:author="PR Preview" w:date="2026-01-01T00:00:00Z">
+      <w:del w:id="138" w:author="PR Preview" w:date="2026-01-01T00:00:00Z">
         <w:r>
           <w:rPr>
             <w:i/>
@@ -6427,23 +6477,23 @@
           <w:delText xml:space="preserve">Remark 4</w:delText>
         </w:r>
       </w:del>
-      <w:del w:id="131" w:author="PR Preview" w:date="2026-01-01T00:00:00Z">
+      <w:del w:id="139" w:author="PR Preview" w:date="2026-01-01T00:00:00Z">
         <w:r>
           <w:delText xml:space="preserve"> (Information gain is mutual information). </w:delText>
         </w:r>
       </w:del>
-      <w:del w:id="132" w:author="PR Preview" w:date="2026-01-01T00:00:00Z">
+      <w:del w:id="140" w:author="PR Preview" w:date="2026-01-01T00:00:00Z">
         <w:r>
           <w:delText xml:space="preserve">Draw one point uniformly at random from the node of</w:delText>
         </w:r>
       </w:del>
-      <w:del w:id="133" w:author="PR Preview" w:date="2026-01-01T00:00:00Z">
+      <w:del w:id="141" w:author="PR Preview" w:date="2026-01-01T00:00:00Z">
         <w:r>
           <w:delText xml:space="preserve"> </w:delText>
         </w:r>
       </w:del>
       <w:hyperlink w:anchor="def-information-gain">
-        <w:del w:id="134" w:author="PR Preview" w:date="2026-01-01T00:00:00Z">
+        <w:del w:id="142" w:author="PR Preview" w:date="2026-01-01T00:00:00Z">
           <w:r>
             <w:rPr>
               <w:rStyle w:val="Hyperlink"/>
@@ -6452,59 +6502,9 @@
           </w:r>
         </w:del>
       </w:hyperlink>
-      <w:del w:id="135" w:author="PR Preview" w:date="2026-01-01T00:00:00Z">
+      <w:del w:id="143" w:author="PR Preview" w:date="2026-01-01T00:00:00Z">
         <w:r>
           <w:delText xml:space="preserve">,</w:delText>
-        </w:r>
-      </w:del>
-      <w:del w:id="136" w:author="PR Preview" w:date="2026-01-01T00:00:00Z">
-        <w:r>
-          <w:delText xml:space="preserve"> </w:delText>
-        </w:r>
-      </w:del>
-      <w:del w:id="137" w:author="PR Preview" w:date="2026-01-01T00:00:00Z">
-        <w:r>
-          <w:delText xml:space="preserve">and let</w:delText>
-        </w:r>
-      </w:del>
-      <w:del w:id="138" w:author="PR Preview" w:date="2026-01-01T00:00:00Z">
-        <w:r>
-          <w:delText xml:space="preserve"> </w:delText>
-        </w:r>
-      </w:del>
-      <m:oMath>
-        <m:r>
-          <m:t>Y</m:t>
-        </m:r>
-      </m:oMath>
-      <w:del w:id="139" w:author="PR Preview" w:date="2026-01-01T00:00:00Z">
-        <w:r>
-          <w:delText xml:space="preserve"> </w:delText>
-        </w:r>
-      </w:del>
-      <w:del w:id="140" w:author="PR Preview" w:date="2026-01-01T00:00:00Z">
-        <w:r>
-          <w:delText xml:space="preserve">be its class and</w:delText>
-        </w:r>
-      </w:del>
-      <w:del w:id="141" w:author="PR Preview" w:date="2026-01-01T00:00:00Z">
-        <w:r>
-          <w:delText xml:space="preserve"> </w:delText>
-        </w:r>
-      </w:del>
-      <m:oMath>
-        <m:r>
-          <m:t>X</m:t>
-        </m:r>
-      </m:oMath>
-      <w:del w:id="142" w:author="PR Preview" w:date="2026-01-01T00:00:00Z">
-        <w:r>
-          <w:delText xml:space="preserve"> </w:delText>
-        </w:r>
-      </w:del>
-      <w:del w:id="143" w:author="PR Preview" w:date="2026-01-01T00:00:00Z">
-        <w:r>
-          <w:delText xml:space="preserve">the branch it falls into.</w:delText>
         </w:r>
       </w:del>
       <w:del w:id="144" w:author="PR Preview" w:date="2026-01-01T00:00:00Z">
@@ -6514,7 +6514,7 @@
       </w:del>
       <w:del w:id="145" w:author="PR Preview" w:date="2026-01-01T00:00:00Z">
         <w:r>
-          <w:delText xml:space="preserve">Then the entropy at the node is</w:delText>
+          <w:delText xml:space="preserve">and let</w:delText>
         </w:r>
       </w:del>
       <w:del w:id="146" w:author="PR Preview" w:date="2026-01-01T00:00:00Z">
@@ -6524,76 +6524,37 @@
       </w:del>
       <m:oMath>
         <m:r>
-          <m:t>H</m:t>
-        </m:r>
-        <m:r>
-          <m:rPr>
-            <m:sty m:val="p"/>
-          </m:rPr>
-          <m:t>(</m:t>
-        </m:r>
-        <m:r>
           <m:t>Y</m:t>
         </m:r>
-        <m:r>
-          <m:rPr>
-            <m:sty m:val="p"/>
-          </m:rPr>
-          <m:t>)</m:t>
-        </m:r>
       </m:oMath>
       <w:del w:id="147" w:author="PR Preview" w:date="2026-01-01T00:00:00Z">
         <w:r>
-          <w:delText xml:space="preserve">,</w:delText>
+          <w:delText xml:space="preserve"> </w:delText>
         </w:r>
       </w:del>
       <w:del w:id="148" w:author="PR Preview" w:date="2026-01-01T00:00:00Z">
         <w:r>
-          <w:delText xml:space="preserve"> </w:delText>
+          <w:delText xml:space="preserve">be its class and</w:delText>
         </w:r>
       </w:del>
       <w:del w:id="149" w:author="PR Preview" w:date="2026-01-01T00:00:00Z">
         <w:r>
-          <w:delText xml:space="preserve">the weighted entropy left in the branches is</w:delText>
+          <w:delText xml:space="preserve"> </w:delText>
         </w:r>
       </w:del>
+      <m:oMath>
+        <m:r>
+          <m:t>X</m:t>
+        </m:r>
+      </m:oMath>
       <w:del w:id="150" w:author="PR Preview" w:date="2026-01-01T00:00:00Z">
         <w:r>
           <w:delText xml:space="preserve"> </w:delText>
         </w:r>
       </w:del>
-      <m:oMath>
-        <m:r>
-          <m:t>H</m:t>
-        </m:r>
-        <m:r>
-          <m:rPr>
-            <m:sty m:val="p"/>
-          </m:rPr>
-          <m:t>(</m:t>
-        </m:r>
-        <m:r>
-          <m:t>Y</m:t>
-        </m:r>
-        <m:r>
-          <m:rPr>
-            <m:sty m:val="p"/>
-          </m:rPr>
-          <m:t>∣</m:t>
-        </m:r>
-        <m:r>
-          <m:t>X</m:t>
-        </m:r>
-        <m:r>
-          <m:rPr>
-            <m:sty m:val="p"/>
-          </m:rPr>
-          <m:t>)</m:t>
-        </m:r>
-      </m:oMath>
       <w:del w:id="151" w:author="PR Preview" w:date="2026-01-01T00:00:00Z">
         <w:r>
-          <w:delText xml:space="preserve">,</w:delText>
+          <w:delText xml:space="preserve">the branch it falls into.</w:delText>
         </w:r>
       </w:del>
       <w:del w:id="152" w:author="PR Preview" w:date="2026-01-01T00:00:00Z">
@@ -6603,7 +6564,7 @@
       </w:del>
       <w:del w:id="153" w:author="PR Preview" w:date="2026-01-01T00:00:00Z">
         <w:r>
-          <w:delText xml:space="preserve">and the information gain is the</w:delText>
+          <w:delText xml:space="preserve">Then the entropy at the node is</w:delText>
         </w:r>
       </w:del>
       <w:del w:id="154" w:author="PR Preview" w:date="2026-01-01T00:00:00Z">
@@ -6611,8 +6572,97 @@
           <w:delText xml:space="preserve"> </w:delText>
         </w:r>
       </w:del>
+      <m:oMath>
+        <m:r>
+          <m:t>H</m:t>
+        </m:r>
+        <m:r>
+          <m:rPr>
+            <m:sty m:val="p"/>
+          </m:rPr>
+          <m:t>(</m:t>
+        </m:r>
+        <m:r>
+          <m:t>Y</m:t>
+        </m:r>
+        <m:r>
+          <m:rPr>
+            <m:sty m:val="p"/>
+          </m:rPr>
+          <m:t>)</m:t>
+        </m:r>
+      </m:oMath>
+      <w:del w:id="155" w:author="PR Preview" w:date="2026-01-01T00:00:00Z">
+        <w:r>
+          <w:delText xml:space="preserve">,</w:delText>
+        </w:r>
+      </w:del>
+      <w:del w:id="156" w:author="PR Preview" w:date="2026-01-01T00:00:00Z">
+        <w:r>
+          <w:delText xml:space="preserve"> </w:delText>
+        </w:r>
+      </w:del>
+      <w:del w:id="157" w:author="PR Preview" w:date="2026-01-01T00:00:00Z">
+        <w:r>
+          <w:delText xml:space="preserve">the weighted entropy left in the branches is</w:delText>
+        </w:r>
+      </w:del>
+      <w:del w:id="158" w:author="PR Preview" w:date="2026-01-01T00:00:00Z">
+        <w:r>
+          <w:delText xml:space="preserve"> </w:delText>
+        </w:r>
+      </w:del>
+      <m:oMath>
+        <m:r>
+          <m:t>H</m:t>
+        </m:r>
+        <m:r>
+          <m:rPr>
+            <m:sty m:val="p"/>
+          </m:rPr>
+          <m:t>(</m:t>
+        </m:r>
+        <m:r>
+          <m:t>Y</m:t>
+        </m:r>
+        <m:r>
+          <m:rPr>
+            <m:sty m:val="p"/>
+          </m:rPr>
+          <m:t>∣</m:t>
+        </m:r>
+        <m:r>
+          <m:t>X</m:t>
+        </m:r>
+        <m:r>
+          <m:rPr>
+            <m:sty m:val="p"/>
+          </m:rPr>
+          <m:t>)</m:t>
+        </m:r>
+      </m:oMath>
+      <w:del w:id="159" w:author="PR Preview" w:date="2026-01-01T00:00:00Z">
+        <w:r>
+          <w:delText xml:space="preserve">,</w:delText>
+        </w:r>
+      </w:del>
+      <w:del w:id="160" w:author="PR Preview" w:date="2026-01-01T00:00:00Z">
+        <w:r>
+          <w:delText xml:space="preserve"> </w:delText>
+        </w:r>
+      </w:del>
+      <w:del w:id="161" w:author="PR Preview" w:date="2026-01-01T00:00:00Z">
+        <w:r>
+          <w:delText xml:space="preserve">and the information gain is the</w:delText>
+        </w:r>
+      </w:del>
+      <w:del w:id="162" w:author="PR Preview" w:date="2026-01-01T00:00:00Z">
+        <w:r>
+          <w:delText xml:space="preserve"> </w:delText>
+        </w:r>
+      </w:del>
       <w:hyperlink w:anchor="def-mutual-information">
-        <w:del w:id="155" w:author="PR Preview" w:date="2026-01-01T00:00:00Z">
+        <w:del w:id="163" w:author="PR Preview" w:date="2026-01-01T00:00:00Z">
           <w:r>
             <w:rPr>
               <w:rStyle w:val="Hyperlink"/>
@@ -6621,7 +6671,7 @@
           </w:r>
         </w:del>
       </w:hyperlink>
-      <w:del w:id="156" w:author="PR Preview" w:date="2026-01-01T00:00:00Z">
+      <w:del w:id="164" w:author="PR Preview" w:date="2026-01-01T00:00:00Z">
         <w:r>
           <w:delText xml:space="preserve"> </w:delText>
         </w:r>
@@ -6655,7 +6705,7 @@
           <m:t>)</m:t>
         </m:r>
       </m:oMath>
-      <w:del w:id="157" w:author="PR Preview" w:date="2026-01-01T00:00:00Z">
+      <w:del w:id="165" w:author="PR Preview" w:date="2026-01-01T00:00:00Z">
         <w:r>
           <w:delText xml:space="preserve">.</w:delText>
         </w:r>
@@ -6665,7 +6715,7 @@
       <w:pPr>
         <w:pStyle w:val="BodyText"/>
       </w:pPr>
-      <w:ins w:id="158" w:author="PR Preview" w:date="2026-01-01T00:00:00Z">
+      <w:ins w:id="166" w:author="PR Preview" w:date="2026-01-01T00:00:00Z">
         <w:r>
           <w:rPr>
             <w:i/>
@@ -6674,23 +6724,23 @@
           <w:t xml:space="preserve">Remark 5</w:t>
         </w:r>
       </w:ins>
-      <w:ins w:id="159" w:author="PR Preview" w:date="2026-01-01T00:00:00Z">
+      <w:ins w:id="167" w:author="PR Preview" w:date="2026-01-01T00:00:00Z">
         <w:r>
           <w:t xml:space="preserve"> (Information gain is mutual information). </w:t>
         </w:r>
       </w:ins>
-      <w:ins w:id="160" w:author="PR Preview" w:date="2026-01-01T00:00:00Z">
+      <w:ins w:id="168" w:author="PR Preview" w:date="2026-01-01T00:00:00Z">
         <w:r>
           <w:t xml:space="preserve">Draw one point uniformly at random from the node of</w:t>
         </w:r>
       </w:ins>
-      <w:ins w:id="161" w:author="PR Preview" w:date="2026-01-01T00:00:00Z">
+      <w:ins w:id="169" w:author="PR Preview" w:date="2026-01-01T00:00:00Z">
         <w:r>
           <w:t xml:space="preserve"> </w:t>
         </w:r>
       </w:ins>
       <w:hyperlink w:anchor="def-information-gain">
-        <w:ins w:id="162" w:author="PR Preview" w:date="2026-01-01T00:00:00Z">
+        <w:ins w:id="170" w:author="PR Preview" w:date="2026-01-01T00:00:00Z">
           <w:r>
             <w:rPr>
               <w:rStyle w:val="Hyperlink"/>
@@ -6699,22 +6749,22 @@
           </w:r>
         </w:ins>
       </w:hyperlink>
-      <w:ins w:id="163" w:author="PR Preview" w:date="2026-01-01T00:00:00Z">
+      <w:ins w:id="171" w:author="PR Preview" w:date="2026-01-01T00:00:00Z">
         <w:r>
           <w:t xml:space="preserve">,</w:t>
         </w:r>
       </w:ins>
-      <w:ins w:id="164" w:author="PR Preview" w:date="2026-01-01T00:00:00Z">
+      <w:ins w:id="172" w:author="PR Preview" w:date="2026-01-01T00:00:00Z">
         <w:r>
           <w:t xml:space="preserve"> </w:t>
         </w:r>
       </w:ins>
-      <w:ins w:id="165" w:author="PR Preview" w:date="2026-01-01T00:00:00Z">
+      <w:ins w:id="173" w:author="PR Preview" w:date="2026-01-01T00:00:00Z">
         <w:r>
           <w:t xml:space="preserve">and let</w:t>
         </w:r>
       </w:ins>
-      <w:ins w:id="166" w:author="PR Preview" w:date="2026-01-01T00:00:00Z">
+      <w:ins w:id="174" w:author="PR Preview" w:date="2026-01-01T00:00:00Z">
         <w:r>
           <w:t xml:space="preserve"> </w:t>
         </w:r>
@@ -6724,17 +6774,17 @@
           <m:t>Y</m:t>
         </m:r>
       </m:oMath>
-      <w:ins w:id="167" w:author="PR Preview" w:date="2026-01-01T00:00:00Z">
+      <w:ins w:id="175" w:author="PR Preview" w:date="2026-01-01T00:00:00Z">
         <w:r>
           <w:t xml:space="preserve"> </w:t>
         </w:r>
       </w:ins>
-      <w:ins w:id="168" w:author="PR Preview" w:date="2026-01-01T00:00:00Z">
+      <w:ins w:id="176" w:author="PR Preview" w:date="2026-01-01T00:00:00Z">
         <w:r>
           <w:t xml:space="preserve">be its class and</w:t>
         </w:r>
       </w:ins>
-      <w:ins w:id="169" w:author="PR Preview" w:date="2026-01-01T00:00:00Z">
+      <w:ins w:id="177" w:author="PR Preview" w:date="2026-01-01T00:00:00Z">
         <w:r>
           <w:t xml:space="preserve"> </w:t>
         </w:r>
@@ -6744,27 +6794,27 @@
           <m:t>X</m:t>
         </m:r>
       </m:oMath>
-      <w:ins w:id="170" w:author="PR Preview" w:date="2026-01-01T00:00:00Z">
+      <w:ins w:id="178" w:author="PR Preview" w:date="2026-01-01T00:00:00Z">
         <w:r>
           <w:t xml:space="preserve"> </w:t>
         </w:r>
       </w:ins>
-      <w:ins w:id="171" w:author="PR Preview" w:date="2026-01-01T00:00:00Z">
+      <w:ins w:id="179" w:author="PR Preview" w:date="2026-01-01T00:00:00Z">
         <w:r>
           <w:t xml:space="preserve">the branch it falls into.</w:t>
         </w:r>
       </w:ins>
-      <w:ins w:id="172" w:author="PR Preview" w:date="2026-01-01T00:00:00Z">
+      <w:ins w:id="180" w:author="PR Preview" w:date="2026-01-01T00:00:00Z">
         <w:r>
           <w:t xml:space="preserve"> </w:t>
         </w:r>
       </w:ins>
-      <w:ins w:id="173" w:author="PR Preview" w:date="2026-01-01T00:00:00Z">
+      <w:ins w:id="181" w:author="PR Preview" w:date="2026-01-01T00:00:00Z">
         <w:r>
           <w:t xml:space="preserve">Then the entropy at the node is</w:t>
         </w:r>
       </w:ins>
-      <w:ins w:id="174" w:author="PR Preview" w:date="2026-01-01T00:00:00Z">
+      <w:ins w:id="182" w:author="PR Preview" w:date="2026-01-01T00:00:00Z">
         <w:r>
           <w:t xml:space="preserve"> </w:t>
         </w:r>
@@ -6789,22 +6839,22 @@
           <m:t>)</m:t>
         </m:r>
       </m:oMath>
-      <w:ins w:id="175" w:author="PR Preview" w:date="2026-01-01T00:00:00Z">
+      <w:ins w:id="183" w:author="PR Preview" w:date="2026-01-01T00:00:00Z">
         <w:r>
           <w:t xml:space="preserve">,</w:t>
         </w:r>
       </w:ins>
-      <w:ins w:id="176" w:author="PR Preview" w:date="2026-01-01T00:00:00Z">
+      <w:ins w:id="184" w:author="PR Preview" w:date="2026-01-01T00:00:00Z">
         <w:r>
           <w:t xml:space="preserve"> </w:t>
         </w:r>
       </w:ins>
-      <w:ins w:id="177" w:author="PR Preview" w:date="2026-01-01T00:00:00Z">
+      <w:ins w:id="185" w:author="PR Preview" w:date="2026-01-01T00:00:00Z">
         <w:r>
           <w:t xml:space="preserve">the weighted entropy left in the branches is</w:t>
         </w:r>
       </w:ins>
-      <w:ins w:id="178" w:author="PR Preview" w:date="2026-01-01T00:00:00Z">
+      <w:ins w:id="186" w:author="PR Preview" w:date="2026-01-01T00:00:00Z">
         <w:r>
           <w:t xml:space="preserve"> </w:t>
         </w:r>
@@ -6838,28 +6888,28 @@
           <m:t>)</m:t>
         </m:r>
       </m:oMath>
-      <w:ins w:id="179" w:author="PR Preview" w:date="2026-01-01T00:00:00Z">
+      <w:ins w:id="187" w:author="PR Preview" w:date="2026-01-01T00:00:00Z">
         <w:r>
           <w:t xml:space="preserve">,</w:t>
         </w:r>
       </w:ins>
-      <w:ins w:id="180" w:author="PR Preview" w:date="2026-01-01T00:00:00Z">
+      <w:ins w:id="188" w:author="PR Preview" w:date="2026-01-01T00:00:00Z">
         <w:r>
           <w:t xml:space="preserve"> </w:t>
         </w:r>
       </w:ins>
-      <w:ins w:id="181" w:author="PR Preview" w:date="2026-01-01T00:00:00Z">
+      <w:ins w:id="189" w:author="PR Preview" w:date="2026-01-01T00:00:00Z">
         <w:r>
           <w:t xml:space="preserve">and the information gain is the</w:t>
         </w:r>
       </w:ins>
-      <w:ins w:id="182" w:author="PR Preview" w:date="2026-01-01T00:00:00Z">
+      <w:ins w:id="190" w:author="PR Preview" w:date="2026-01-01T00:00:00Z">
         <w:r>
           <w:t xml:space="preserve"> </w:t>
         </w:r>
       </w:ins>
       <w:hyperlink w:anchor="def-mutual-information">
-        <w:ins w:id="183" w:author="PR Preview" w:date="2026-01-01T00:00:00Z">
+        <w:ins w:id="191" w:author="PR Preview" w:date="2026-01-01T00:00:00Z">
           <w:r>
             <w:rPr>
               <w:rStyle w:val="Hyperlink"/>
@@ -6868,7 +6918,7 @@
           </w:r>
         </w:ins>
       </w:hyperlink>
-      <w:ins w:id="184" w:author="PR Preview" w:date="2026-01-01T00:00:00Z">
+      <w:ins w:id="192" w:author="PR Preview" w:date="2026-01-01T00:00:00Z">
         <w:r>
           <w:t xml:space="preserve"> </w:t>
         </w:r>
@@ -6902,7 +6952,7 @@
           <m:t>)</m:t>
         </m:r>
       </m:oMath>
-      <w:ins w:id="185" w:author="PR Preview" w:date="2026-01-01T00:00:00Z">
+      <w:ins w:id="193" w:author="PR Preview" w:date="2026-01-01T00:00:00Z">
         <w:r>
           <w:t xml:space="preserve">.</w:t>
         </w:r>
@@ -7260,59 +7310,9 @@
       <w:pPr>
         <w:pStyle w:val="BodyText"/>
       </w:pPr>
-      <w:del w:id="186" w:author="PR Preview" w:date="2026-01-01T00:00:00Z">
+      <w:del w:id="194" w:author="PR Preview" w:date="2026-01-01T00:00:00Z">
         <w:r>
           <w:delText xml:space="preserve">Draw one point uniformly at random from the node,</w:delText>
-        </w:r>
-      </w:del>
-      <w:del w:id="187" w:author="PR Preview" w:date="2026-01-01T00:00:00Z">
-        <w:r>
-          <w:delText xml:space="preserve"> </w:delText>
-        </w:r>
-      </w:del>
-      <w:del w:id="188" w:author="PR Preview" w:date="2026-01-01T00:00:00Z">
-        <w:r>
-          <w:delText xml:space="preserve">let</w:delText>
-        </w:r>
-      </w:del>
-      <w:del w:id="189" w:author="PR Preview" w:date="2026-01-01T00:00:00Z">
-        <w:r>
-          <w:delText xml:space="preserve"> </w:delText>
-        </w:r>
-      </w:del>
-      <m:oMath>
-        <m:r>
-          <m:t>Y</m:t>
-        </m:r>
-      </m:oMath>
-      <w:del w:id="190" w:author="PR Preview" w:date="2026-01-01T00:00:00Z">
-        <w:r>
-          <w:delText xml:space="preserve"> </w:delText>
-        </w:r>
-      </w:del>
-      <w:del w:id="191" w:author="PR Preview" w:date="2026-01-01T00:00:00Z">
-        <w:r>
-          <w:delText xml:space="preserve">be its color, and let</w:delText>
-        </w:r>
-      </w:del>
-      <w:del w:id="192" w:author="PR Preview" w:date="2026-01-01T00:00:00Z">
-        <w:r>
-          <w:delText xml:space="preserve"> </w:delText>
-        </w:r>
-      </w:del>
-      <m:oMath>
-        <m:r>
-          <m:t>X</m:t>
-        </m:r>
-      </m:oMath>
-      <w:del w:id="193" w:author="PR Preview" w:date="2026-01-01T00:00:00Z">
-        <w:r>
-          <w:delText xml:space="preserve"> </w:delText>
-        </w:r>
-      </w:del>
-      <w:del w:id="194" w:author="PR Preview" w:date="2026-01-01T00:00:00Z">
-        <w:r>
-          <w:delText xml:space="preserve">be the branch it falls into</w:delText>
         </w:r>
       </w:del>
       <w:del w:id="195" w:author="PR Preview" w:date="2026-01-01T00:00:00Z">
@@ -7322,11 +7322,61 @@
       </w:del>
       <w:del w:id="196" w:author="PR Preview" w:date="2026-01-01T00:00:00Z">
         <w:r>
+          <w:delText xml:space="preserve">let</w:delText>
+        </w:r>
+      </w:del>
+      <w:del w:id="197" w:author="PR Preview" w:date="2026-01-01T00:00:00Z">
+        <w:r>
+          <w:delText xml:space="preserve"> </w:delText>
+        </w:r>
+      </w:del>
+      <m:oMath>
+        <m:r>
+          <m:t>Y</m:t>
+        </m:r>
+      </m:oMath>
+      <w:del w:id="198" w:author="PR Preview" w:date="2026-01-01T00:00:00Z">
+        <w:r>
+          <w:delText xml:space="preserve"> </w:delText>
+        </w:r>
+      </w:del>
+      <w:del w:id="199" w:author="PR Preview" w:date="2026-01-01T00:00:00Z">
+        <w:r>
+          <w:delText xml:space="preserve">be its color, and let</w:delText>
+        </w:r>
+      </w:del>
+      <w:del w:id="200" w:author="PR Preview" w:date="2026-01-01T00:00:00Z">
+        <w:r>
+          <w:delText xml:space="preserve"> </w:delText>
+        </w:r>
+      </w:del>
+      <m:oMath>
+        <m:r>
+          <m:t>X</m:t>
+        </m:r>
+      </m:oMath>
+      <w:del w:id="201" w:author="PR Preview" w:date="2026-01-01T00:00:00Z">
+        <w:r>
+          <w:delText xml:space="preserve"> </w:delText>
+        </w:r>
+      </w:del>
+      <w:del w:id="202" w:author="PR Preview" w:date="2026-01-01T00:00:00Z">
+        <w:r>
+          <w:delText xml:space="preserve">be the branch it falls into</w:delText>
+        </w:r>
+      </w:del>
+      <w:del w:id="203" w:author="PR Preview" w:date="2026-01-01T00:00:00Z">
+        <w:r>
+          <w:delText xml:space="preserve"> </w:delText>
+        </w:r>
+      </w:del>
+      <w:del w:id="204" w:author="PR Preview" w:date="2026-01-01T00:00:00Z">
+        <w:r>
           <w:delText xml:space="preserve">(</w:delText>
         </w:r>
       </w:del>
       <w:hyperlink w:anchor="rem-information-gain">
-        <w:del w:id="197" w:author="PR Preview" w:date="2026-01-01T00:00:00Z">
+        <w:del w:id="205" w:author="PR Preview" w:date="2026-01-01T00:00:00Z">
           <w:r>
             <w:rPr>
               <w:rStyle w:val="Hyperlink"/>
@@ -7335,23 +7385,23 @@
           </w:r>
         </w:del>
       </w:hyperlink>
-      <w:del w:id="198" w:author="PR Preview" w:date="2026-01-01T00:00:00Z">
+      <w:del w:id="206" w:author="PR Preview" w:date="2026-01-01T00:00:00Z">
         <w:r>
           <w:delText xml:space="preserve">).</w:delText>
         </w:r>
       </w:del>
-      <w:del w:id="199" w:author="PR Preview" w:date="2026-01-01T00:00:00Z">
+      <w:del w:id="207" w:author="PR Preview" w:date="2026-01-01T00:00:00Z">
         <w:r>
           <w:delText xml:space="preserve"> </w:delText>
         </w:r>
       </w:del>
-      <w:del w:id="200" w:author="PR Preview" w:date="2026-01-01T00:00:00Z">
+      <w:del w:id="208" w:author="PR Preview" w:date="2026-01-01T00:00:00Z">
         <w:r>
           <w:delText xml:space="preserve">The information gain of each split (</w:delText>
         </w:r>
       </w:del>
       <w:hyperlink w:anchor="def-information-gain">
-        <w:del w:id="201" w:author="PR Preview" w:date="2026-01-01T00:00:00Z">
+        <w:del w:id="209" w:author="PR Preview" w:date="2026-01-01T00:00:00Z">
           <w:r>
             <w:rPr>
               <w:rStyle w:val="Hyperlink"/>
@@ -7360,12 +7410,12 @@
           </w:r>
         </w:del>
       </w:hyperlink>
-      <w:del w:id="202" w:author="PR Preview" w:date="2026-01-01T00:00:00Z">
+      <w:del w:id="210" w:author="PR Preview" w:date="2026-01-01T00:00:00Z">
         <w:r>
           <w:delText xml:space="preserve">) is then</w:delText>
         </w:r>
       </w:del>
-      <w:del w:id="203" w:author="PR Preview" w:date="2026-01-01T00:00:00Z">
+      <w:del w:id="211" w:author="PR Preview" w:date="2026-01-01T00:00:00Z">
         <w:r>
           <w:delText xml:space="preserve"> </w:delText>
         </w:r>
@@ -7399,17 +7449,17 @@
           <m:t>)</m:t>
         </m:r>
       </m:oMath>
-      <w:del w:id="204" w:author="PR Preview" w:date="2026-01-01T00:00:00Z">
+      <w:del w:id="212" w:author="PR Preview" w:date="2026-01-01T00:00:00Z">
         <w:r>
           <w:delText xml:space="preserve">.</w:delText>
         </w:r>
       </w:del>
-      <w:del w:id="205" w:author="PR Preview" w:date="2026-01-01T00:00:00Z">
+      <w:del w:id="213" w:author="PR Preview" w:date="2026-01-01T00:00:00Z">
         <w:r>
           <w:delText xml:space="preserve"> </w:delText>
         </w:r>
       </w:del>
-      <w:del w:id="206" w:author="PR Preview" w:date="2026-01-01T00:00:00Z">
+      <w:del w:id="214" w:author="PR Preview" w:date="2026-01-01T00:00:00Z">
         <w:r>
           <w:delText xml:space="preserve">Use base-2 logarithms throughout.</w:delText>
         </w:r>
@@ -7419,22 +7469,22 @@
       <w:pPr>
         <w:pStyle w:val="BodyText"/>
       </w:pPr>
-      <w:ins w:id="207" w:author="PR Preview" w:date="2026-01-01T00:00:00Z">
+      <w:ins w:id="215" w:author="PR Preview" w:date="2026-01-01T00:00:00Z">
         <w:r>
           <w:t xml:space="preserve">Draw one point uniformly at random from the node,</w:t>
         </w:r>
       </w:ins>
-      <w:ins w:id="208" w:author="PR Preview" w:date="2026-01-01T00:00:00Z">
+      <w:ins w:id="216" w:author="PR Preview" w:date="2026-01-01T00:00:00Z">
         <w:r>
           <w:t xml:space="preserve"> </w:t>
         </w:r>
       </w:ins>
-      <w:ins w:id="209" w:author="PR Preview" w:date="2026-01-01T00:00:00Z">
+      <w:ins w:id="217" w:author="PR Preview" w:date="2026-01-01T00:00:00Z">
         <w:r>
           <w:t xml:space="preserve">let</w:t>
         </w:r>
       </w:ins>
-      <w:ins w:id="210" w:author="PR Preview" w:date="2026-01-01T00:00:00Z">
+      <w:ins w:id="218" w:author="PR Preview" w:date="2026-01-01T00:00:00Z">
         <w:r>
           <w:t xml:space="preserve"> </w:t>
         </w:r>
@@ -7444,17 +7494,17 @@
           <m:t>Y</m:t>
         </m:r>
       </m:oMath>
-      <w:ins w:id="211" w:author="PR Preview" w:date="2026-01-01T00:00:00Z">
+      <w:ins w:id="219" w:author="PR Preview" w:date="2026-01-01T00:00:00Z">
         <w:r>
           <w:t xml:space="preserve"> </w:t>
         </w:r>
       </w:ins>
-      <w:ins w:id="212" w:author="PR Preview" w:date="2026-01-01T00:00:00Z">
+      <w:ins w:id="220" w:author="PR Preview" w:date="2026-01-01T00:00:00Z">
         <w:r>
           <w:t xml:space="preserve">be its color, and let</w:t>
         </w:r>
       </w:ins>
-      <w:ins w:id="213" w:author="PR Preview" w:date="2026-01-01T00:00:00Z">
+      <w:ins w:id="221" w:author="PR Preview" w:date="2026-01-01T00:00:00Z">
         <w:r>
           <w:t xml:space="preserve"> </w:t>
         </w:r>
@@ -7464,28 +7514,28 @@
           <m:t>X</m:t>
         </m:r>
       </m:oMath>
-      <w:ins w:id="214" w:author="PR Preview" w:date="2026-01-01T00:00:00Z">
+      <w:ins w:id="222" w:author="PR Preview" w:date="2026-01-01T00:00:00Z">
         <w:r>
           <w:t xml:space="preserve"> </w:t>
         </w:r>
       </w:ins>
-      <w:ins w:id="215" w:author="PR Preview" w:date="2026-01-01T00:00:00Z">
+      <w:ins w:id="223" w:author="PR Preview" w:date="2026-01-01T00:00:00Z">
         <w:r>
           <w:t xml:space="preserve">be the branch it falls into</w:t>
         </w:r>
       </w:ins>
-      <w:ins w:id="216" w:author="PR Preview" w:date="2026-01-01T00:00:00Z">
+      <w:ins w:id="224" w:author="PR Preview" w:date="2026-01-01T00:00:00Z">
         <w:r>
           <w:t xml:space="preserve"> </w:t>
         </w:r>
       </w:ins>
-      <w:ins w:id="217" w:author="PR Preview" w:date="2026-01-01T00:00:00Z">
+      <w:ins w:id="225" w:author="PR Preview" w:date="2026-01-01T00:00:00Z">
         <w:r>
           <w:t xml:space="preserve">(</w:t>
         </w:r>
       </w:ins>
       <w:hyperlink w:anchor="rem-information-gain">
-        <w:ins w:id="218" w:author="PR Preview" w:date="2026-01-01T00:00:00Z">
+        <w:ins w:id="226" w:author="PR Preview" w:date="2026-01-01T00:00:00Z">
           <w:r>
             <w:rPr>
               <w:rStyle w:val="Hyperlink"/>
@@ -7494,23 +7544,23 @@
           </w:r>
         </w:ins>
       </w:hyperlink>
-      <w:ins w:id="219" w:author="PR Preview" w:date="2026-01-01T00:00:00Z">
+      <w:ins w:id="227" w:author="PR Preview" w:date="2026-01-01T00:00:00Z">
         <w:r>
           <w:t xml:space="preserve">).</w:t>
         </w:r>
       </w:ins>
-      <w:ins w:id="220" w:author="PR Preview" w:date="2026-01-01T00:00:00Z">
+      <w:ins w:id="228" w:author="PR Preview" w:date="2026-01-01T00:00:00Z">
         <w:r>
           <w:t xml:space="preserve"> </w:t>
         </w:r>
       </w:ins>
-      <w:ins w:id="221" w:author="PR Preview" w:date="2026-01-01T00:00:00Z">
+      <w:ins w:id="229" w:author="PR Preview" w:date="2026-01-01T00:00:00Z">
         <w:r>
           <w:t xml:space="preserve">The information gain of each split (</w:t>
         </w:r>
       </w:ins>
       <w:hyperlink w:anchor="def-information-gain">
-        <w:ins w:id="222" w:author="PR Preview" w:date="2026-01-01T00:00:00Z">
+        <w:ins w:id="230" w:author="PR Preview" w:date="2026-01-01T00:00:00Z">
           <w:r>
             <w:rPr>
               <w:rStyle w:val="Hyperlink"/>
@@ -7519,12 +7569,12 @@
           </w:r>
         </w:ins>
       </w:hyperlink>
-      <w:ins w:id="223" w:author="PR Preview" w:date="2026-01-01T00:00:00Z">
+      <w:ins w:id="231" w:author="PR Preview" w:date="2026-01-01T00:00:00Z">
         <w:r>
           <w:t xml:space="preserve">) is then</w:t>
         </w:r>
       </w:ins>
-      <w:ins w:id="224" w:author="PR Preview" w:date="2026-01-01T00:00:00Z">
+      <w:ins w:id="232" w:author="PR Preview" w:date="2026-01-01T00:00:00Z">
         <w:r>
           <w:t xml:space="preserve"> </w:t>
         </w:r>
@@ -7558,17 +7608,17 @@
           <m:t>)</m:t>
         </m:r>
       </m:oMath>
-      <w:ins w:id="225" w:author="PR Preview" w:date="2026-01-01T00:00:00Z">
+      <w:ins w:id="233" w:author="PR Preview" w:date="2026-01-01T00:00:00Z">
         <w:r>
           <w:t xml:space="preserve">.</w:t>
         </w:r>
       </w:ins>
-      <w:ins w:id="226" w:author="PR Preview" w:date="2026-01-01T00:00:00Z">
+      <w:ins w:id="234" w:author="PR Preview" w:date="2026-01-01T00:00:00Z">
         <w:r>
           <w:t xml:space="preserve"> </w:t>
         </w:r>
       </w:ins>
-      <w:ins w:id="227" w:author="PR Preview" w:date="2026-01-01T00:00:00Z">
+      <w:ins w:id="235" w:author="PR Preview" w:date="2026-01-01T00:00:00Z">
         <w:r>
           <w:t xml:space="preserve">Use base-2 logarithms throughout.</w:t>
         </w:r>
